--- a/FuentesCurso/UD 05. Redes y volumenes en Docker/UD 05.01 - Redes y volúmenes en Docker.docx
+++ b/FuentesCurso/UD 05. Redes y volumenes en Docker/UD 05.01 - Redes y volúmenes en Docker.docx
@@ -22,12 +22,13 @@
         <w:rPr>
           <w:rFonts w:ascii="Proxima Nova" w:cs="Proxima Nova" w:eastAsia="Proxima Nova" w:hAnsi="Proxima Nova"/>
           <w:b w:val="0"/>
+          <w:bCs w:val="0"/>
           <w:color w:val="669966"/>
           <w:sz w:val="48"/>
           <w:szCs w:val="48"/>
           <w:rtl w:val="0"/>
         </w:rPr>
-        <w:t xml:space="preserve">Introducción a Docker</w:t>
+        <w:t xml:space="preserve">Introducción a Docker y Kubernetes</w:t>
       </w:r>
       <w:r>
         <w:rPr>
@@ -73,12 +74,12 @@
           <wp:inline distB="114300" distT="114300" distL="114300" distR="114300">
             <wp:extent cx="447675" cy="57150"/>
             <wp:effectExtent b="0" l="0" r="0" t="0"/>
-            <wp:docPr descr="short line" id="9" name="image11.png"/>
+            <wp:docPr descr="short line" id="9" name="image9.png"/>
             <a:graphic>
               <a:graphicData uri="http://schemas.openxmlformats.org/drawingml/2006/picture">
                 <pic:pic>
                   <pic:nvPicPr>
-                    <pic:cNvPr descr="short line" id="0" name="image11.png"/>
+                    <pic:cNvPr descr="short line" id="0" name="image9.png"/>
                     <pic:cNvPicPr preferRelativeResize="0"/>
                   </pic:nvPicPr>
                   <pic:blipFill>
@@ -326,7 +327,7 @@
           <w:szCs w:val="32"/>
           <w:rtl w:val="0"/>
         </w:rPr>
-        <w:t xml:space="preserve">Actualizado Marzo 2025</w:t>
+        <w:t xml:space="preserve">Actualizado Enero 2026</w:t>
       </w:r>
     </w:p>
     <w:p>
@@ -357,6 +358,7 @@
         <w:rPr>
           <w:rFonts w:ascii="Verdana" w:cs="Verdana" w:eastAsia="Verdana" w:hAnsi="Verdana"/>
           <w:b w:val="1"/>
+          <w:bCs w:val="1"/>
           <w:sz w:val="20"/>
           <w:szCs w:val="20"/>
         </w:rPr>
@@ -377,6 +379,7 @@
         <w:rPr>
           <w:rFonts w:ascii="Verdana" w:cs="Verdana" w:eastAsia="Verdana" w:hAnsi="Verdana"/>
           <w:b w:val="1"/>
+          <w:bCs w:val="1"/>
           <w:sz w:val="20"/>
           <w:szCs w:val="20"/>
           <w:rtl w:val="0"/>
@@ -410,12 +413,12 @@
             <wp:extent cx="922564" cy="322898"/>
             <wp:effectExtent b="0" l="0" r="0" t="0"/>
             <wp:wrapSquare wrapText="bothSides" distB="57150" distT="57150" distL="57150" distR="57150"/>
-            <wp:docPr id="3" name="image9.png"/>
+            <wp:docPr id="5" name="image1.png"/>
             <a:graphic>
               <a:graphicData uri="http://schemas.openxmlformats.org/drawingml/2006/picture">
                 <pic:pic>
                   <pic:nvPicPr>
-                    <pic:cNvPr id="0" name="image9.png"/>
+                    <pic:cNvPr id="0" name="image1.png"/>
                     <pic:cNvPicPr preferRelativeResize="0"/>
                   </pic:nvPicPr>
                   <pic:blipFill>
@@ -516,6 +519,7 @@
         <w:ind w:left="0" w:right="57" w:firstLine="0"/>
         <w:rPr>
           <w:b w:val="1"/>
+          <w:bCs w:val="1"/>
         </w:rPr>
       </w:pPr>
       <w:r>
@@ -529,6 +533,7 @@
       <w:r>
         <w:rPr>
           <w:b w:val="1"/>
+          <w:bCs w:val="1"/>
           <w:rtl w:val="0"/>
         </w:rPr>
         <w:t xml:space="preserve">Importante</w:t>
@@ -559,6 +564,7 @@
         <w:ind w:left="0" w:right="57" w:firstLine="0"/>
         <w:rPr>
           <w:b w:val="1"/>
+          <w:bCs w:val="1"/>
         </w:rPr>
       </w:pPr>
       <w:r>
@@ -582,6 +588,7 @@
       <w:r>
         <w:rPr>
           <w:b w:val="1"/>
+          <w:bCs w:val="1"/>
           <w:rtl w:val="0"/>
         </w:rPr>
         <w:t xml:space="preserve">Atención</w:t>
@@ -629,6 +636,7 @@
       <w:r>
         <w:rPr>
           <w:b w:val="1"/>
+          <w:bCs w:val="1"/>
           <w:rtl w:val="0"/>
         </w:rPr>
         <w:t xml:space="preserve">Interesante</w:t>
@@ -647,6 +655,7 @@
         <w:rPr>
           <w:rFonts w:ascii="Arial" w:cs="Arial" w:eastAsia="Arial" w:hAnsi="Arial"/>
           <w:b w:val="1"/>
+          <w:bCs w:val="1"/>
           <w:smallCaps w:val="1"/>
           <w:sz w:val="20"/>
           <w:szCs w:val="20"/>
@@ -660,6 +669,7 @@
     </w:p>
     <w:sdt>
       <w:sdtPr>
+        <w:id w:val="297799077"/>
         <w:docPartObj>
           <w:docPartGallery w:val="Table of Contents"/>
           <w:docPartUnique w:val="1"/>
@@ -675,6 +685,7 @@
             <w:jc w:val="left"/>
             <w:rPr>
               <w:b w:val="1"/>
+              <w:bCs w:val="1"/>
               <w:color w:val="000000"/>
               <w:u w:val="none"/>
             </w:rPr>
@@ -689,7 +700,9 @@
               <w:rPr>
                 <w:rFonts w:ascii="Calibri" w:cs="Calibri" w:eastAsia="Calibri" w:hAnsi="Calibri"/>
                 <w:b w:val="1"/>
+                <w:bCs w:val="1"/>
                 <w:i w:val="0"/>
+                <w:iCs w:val="0"/>
                 <w:smallCaps w:val="0"/>
                 <w:strike w:val="0"/>
                 <w:color w:val="000000"/>
@@ -720,6 +733,7 @@
             <w:jc w:val="left"/>
             <w:rPr>
               <w:b w:val="1"/>
+              <w:bCs w:val="1"/>
               <w:color w:val="000000"/>
               <w:u w:val="none"/>
             </w:rPr>
@@ -729,7 +743,9 @@
               <w:rPr>
                 <w:rFonts w:ascii="Calibri" w:cs="Calibri" w:eastAsia="Calibri" w:hAnsi="Calibri"/>
                 <w:b w:val="1"/>
+                <w:bCs w:val="1"/>
                 <w:i w:val="0"/>
+                <w:iCs w:val="0"/>
                 <w:smallCaps w:val="0"/>
                 <w:strike w:val="0"/>
                 <w:color w:val="000000"/>
@@ -769,7 +785,9 @@
               <w:rPr>
                 <w:rFonts w:ascii="Calibri" w:cs="Calibri" w:eastAsia="Calibri" w:hAnsi="Calibri"/>
                 <w:b w:val="0"/>
+                <w:bCs w:val="0"/>
                 <w:i w:val="0"/>
+                <w:iCs w:val="0"/>
                 <w:smallCaps w:val="0"/>
                 <w:strike w:val="0"/>
                 <w:color w:val="000000"/>
@@ -809,7 +827,9 @@
               <w:rPr>
                 <w:rFonts w:ascii="Calibri" w:cs="Calibri" w:eastAsia="Calibri" w:hAnsi="Calibri"/>
                 <w:b w:val="0"/>
+                <w:bCs w:val="0"/>
                 <w:i w:val="0"/>
+                <w:iCs w:val="0"/>
                 <w:smallCaps w:val="0"/>
                 <w:strike w:val="0"/>
                 <w:color w:val="000000"/>
@@ -849,7 +869,9 @@
               <w:rPr>
                 <w:rFonts w:ascii="Calibri" w:cs="Calibri" w:eastAsia="Calibri" w:hAnsi="Calibri"/>
                 <w:b w:val="0"/>
+                <w:bCs w:val="0"/>
                 <w:i w:val="0"/>
+                <w:iCs w:val="0"/>
                 <w:smallCaps w:val="0"/>
                 <w:strike w:val="0"/>
                 <w:color w:val="000000"/>
@@ -880,6 +902,7 @@
             <w:jc w:val="left"/>
             <w:rPr>
               <w:b w:val="1"/>
+              <w:bCs w:val="1"/>
               <w:color w:val="000000"/>
               <w:u w:val="none"/>
             </w:rPr>
@@ -889,7 +912,9 @@
               <w:rPr>
                 <w:rFonts w:ascii="Calibri" w:cs="Calibri" w:eastAsia="Calibri" w:hAnsi="Calibri"/>
                 <w:b w:val="1"/>
+                <w:bCs w:val="1"/>
                 <w:i w:val="0"/>
+                <w:iCs w:val="0"/>
                 <w:smallCaps w:val="0"/>
                 <w:strike w:val="0"/>
                 <w:color w:val="000000"/>
@@ -929,7 +954,9 @@
               <w:rPr>
                 <w:rFonts w:ascii="Calibri" w:cs="Calibri" w:eastAsia="Calibri" w:hAnsi="Calibri"/>
                 <w:b w:val="0"/>
+                <w:bCs w:val="0"/>
                 <w:i w:val="0"/>
+                <w:iCs w:val="0"/>
                 <w:smallCaps w:val="0"/>
                 <w:strike w:val="0"/>
                 <w:color w:val="000000"/>
@@ -969,7 +996,9 @@
               <w:rPr>
                 <w:rFonts w:ascii="Calibri" w:cs="Calibri" w:eastAsia="Calibri" w:hAnsi="Calibri"/>
                 <w:b w:val="0"/>
+                <w:bCs w:val="0"/>
                 <w:i w:val="0"/>
+                <w:iCs w:val="0"/>
                 <w:smallCaps w:val="0"/>
                 <w:strike w:val="0"/>
                 <w:color w:val="000000"/>
@@ -1000,6 +1029,7 @@
             <w:jc w:val="left"/>
             <w:rPr>
               <w:b w:val="1"/>
+              <w:bCs w:val="1"/>
               <w:color w:val="000000"/>
               <w:u w:val="none"/>
             </w:rPr>
@@ -1009,7 +1039,9 @@
               <w:rPr>
                 <w:rFonts w:ascii="Calibri" w:cs="Calibri" w:eastAsia="Calibri" w:hAnsi="Calibri"/>
                 <w:b w:val="1"/>
+                <w:bCs w:val="1"/>
                 <w:i w:val="0"/>
+                <w:iCs w:val="0"/>
                 <w:smallCaps w:val="0"/>
                 <w:strike w:val="0"/>
                 <w:color w:val="000000"/>
@@ -1049,7 +1081,9 @@
               <w:rPr>
                 <w:rFonts w:ascii="Calibri" w:cs="Calibri" w:eastAsia="Calibri" w:hAnsi="Calibri"/>
                 <w:b w:val="0"/>
+                <w:bCs w:val="0"/>
                 <w:i w:val="0"/>
+                <w:iCs w:val="0"/>
                 <w:smallCaps w:val="0"/>
                 <w:strike w:val="0"/>
                 <w:color w:val="000000"/>
@@ -1089,7 +1123,9 @@
               <w:rPr>
                 <w:rFonts w:ascii="Calibri" w:cs="Calibri" w:eastAsia="Calibri" w:hAnsi="Calibri"/>
                 <w:b w:val="0"/>
+                <w:bCs w:val="0"/>
                 <w:i w:val="0"/>
+                <w:iCs w:val="0"/>
                 <w:smallCaps w:val="0"/>
                 <w:strike w:val="0"/>
                 <w:color w:val="000000"/>
@@ -1129,7 +1165,9 @@
               <w:rPr>
                 <w:rFonts w:ascii="Calibri" w:cs="Calibri" w:eastAsia="Calibri" w:hAnsi="Calibri"/>
                 <w:b w:val="0"/>
+                <w:bCs w:val="0"/>
                 <w:i w:val="0"/>
+                <w:iCs w:val="0"/>
                 <w:smallCaps w:val="0"/>
                 <w:strike w:val="0"/>
                 <w:color w:val="000000"/>
@@ -1169,7 +1207,9 @@
               <w:rPr>
                 <w:rFonts w:ascii="Calibri" w:cs="Calibri" w:eastAsia="Calibri" w:hAnsi="Calibri"/>
                 <w:b w:val="0"/>
+                <w:bCs w:val="0"/>
                 <w:i w:val="0"/>
+                <w:iCs w:val="0"/>
                 <w:smallCaps w:val="0"/>
                 <w:strike w:val="0"/>
                 <w:color w:val="000000"/>
@@ -1209,7 +1249,9 @@
               <w:rPr>
                 <w:rFonts w:ascii="Calibri" w:cs="Calibri" w:eastAsia="Calibri" w:hAnsi="Calibri"/>
                 <w:b w:val="0"/>
+                <w:bCs w:val="0"/>
                 <w:i w:val="0"/>
+                <w:iCs w:val="0"/>
                 <w:smallCaps w:val="0"/>
                 <w:strike w:val="0"/>
                 <w:color w:val="000000"/>
@@ -1249,7 +1291,9 @@
               <w:rPr>
                 <w:rFonts w:ascii="Calibri" w:cs="Calibri" w:eastAsia="Calibri" w:hAnsi="Calibri"/>
                 <w:b w:val="0"/>
+                <w:bCs w:val="0"/>
                 <w:i w:val="0"/>
+                <w:iCs w:val="0"/>
                 <w:smallCaps w:val="0"/>
                 <w:strike w:val="0"/>
                 <w:color w:val="000000"/>
@@ -1289,7 +1333,9 @@
               <w:rPr>
                 <w:rFonts w:ascii="Calibri" w:cs="Calibri" w:eastAsia="Calibri" w:hAnsi="Calibri"/>
                 <w:b w:val="0"/>
+                <w:bCs w:val="0"/>
                 <w:i w:val="0"/>
+                <w:iCs w:val="0"/>
                 <w:smallCaps w:val="0"/>
                 <w:strike w:val="0"/>
                 <w:color w:val="000000"/>
@@ -1329,7 +1375,9 @@
               <w:rPr>
                 <w:rFonts w:ascii="Calibri" w:cs="Calibri" w:eastAsia="Calibri" w:hAnsi="Calibri"/>
                 <w:b w:val="0"/>
+                <w:bCs w:val="0"/>
                 <w:i w:val="0"/>
+                <w:iCs w:val="0"/>
                 <w:smallCaps w:val="0"/>
                 <w:strike w:val="0"/>
                 <w:color w:val="000000"/>
@@ -1369,7 +1417,9 @@
               <w:rPr>
                 <w:rFonts w:ascii="Calibri" w:cs="Calibri" w:eastAsia="Calibri" w:hAnsi="Calibri"/>
                 <w:b w:val="0"/>
+                <w:bCs w:val="0"/>
                 <w:i w:val="0"/>
+                <w:iCs w:val="0"/>
                 <w:smallCaps w:val="0"/>
                 <w:strike w:val="0"/>
                 <w:color w:val="000000"/>
@@ -1400,6 +1450,7 @@
             <w:jc w:val="left"/>
             <w:rPr>
               <w:b w:val="1"/>
+              <w:bCs w:val="1"/>
               <w:color w:val="000000"/>
               <w:u w:val="none"/>
             </w:rPr>
@@ -1409,7 +1460,9 @@
               <w:rPr>
                 <w:rFonts w:ascii="Calibri" w:cs="Calibri" w:eastAsia="Calibri" w:hAnsi="Calibri"/>
                 <w:b w:val="1"/>
+                <w:bCs w:val="1"/>
                 <w:i w:val="0"/>
+                <w:iCs w:val="0"/>
                 <w:smallCaps w:val="0"/>
                 <w:strike w:val="0"/>
                 <w:color w:val="000000"/>
@@ -1440,6 +1493,7 @@
             <w:jc w:val="left"/>
             <w:rPr>
               <w:b w:val="1"/>
+              <w:bCs w:val="1"/>
               <w:color w:val="000000"/>
               <w:u w:val="none"/>
             </w:rPr>
@@ -1449,7 +1503,9 @@
               <w:rPr>
                 <w:rFonts w:ascii="Calibri" w:cs="Calibri" w:eastAsia="Calibri" w:hAnsi="Calibri"/>
                 <w:b w:val="1"/>
+                <w:bCs w:val="1"/>
                 <w:i w:val="0"/>
+                <w:iCs w:val="0"/>
                 <w:smallCaps w:val="0"/>
                 <w:strike w:val="0"/>
                 <w:color w:val="000000"/>
@@ -1484,6 +1540,7 @@
         <w:rPr>
           <w:rFonts w:ascii="Arial" w:cs="Arial" w:eastAsia="Arial" w:hAnsi="Arial"/>
           <w:b w:val="1"/>
+          <w:bCs w:val="1"/>
           <w:smallCaps w:val="1"/>
           <w:sz w:val="20"/>
           <w:szCs w:val="20"/>
@@ -1669,6 +1726,7 @@
       <w:r>
         <w:rPr>
           <w:b w:val="1"/>
+          <w:bCs w:val="1"/>
           <w:rtl w:val="0"/>
         </w:rPr>
         <w:t xml:space="preserve">Red “bridge”:</w:t>
@@ -1682,7 +1740,9 @@
       <w:r>
         <w:rPr>
           <w:b w:val="1"/>
+          <w:bCs w:val="1"/>
           <w:i w:val="1"/>
+          <w:iCs w:val="1"/>
           <w:rtl w:val="0"/>
         </w:rPr>
         <w:t xml:space="preserve">docker0</w:t>
@@ -1710,6 +1770,7 @@
       <w:r>
         <w:rPr>
           <w:b w:val="1"/>
+          <w:bCs w:val="1"/>
           <w:rtl w:val="0"/>
         </w:rPr>
         <w:t xml:space="preserve">Red “host”:</w:t>
@@ -1737,6 +1798,7 @@
       <w:r>
         <w:rPr>
           <w:b w:val="1"/>
+          <w:bCs w:val="1"/>
           <w:rtl w:val="0"/>
         </w:rPr>
         <w:t xml:space="preserve">Red “none”</w:t>
@@ -1762,7 +1824,9 @@
       <w:r>
         <w:rPr>
           <w:b w:val="1"/>
+          <w:bCs w:val="1"/>
           <w:i w:val="1"/>
+          <w:iCs w:val="1"/>
           <w:rtl w:val="0"/>
         </w:rPr>
         <w:t xml:space="preserve">docker0</w:t>
@@ -1935,21 +1999,21 @@
     </w:p>
     <w:p>
       <w:pPr>
-        <w:pageBreakBefore w:val="0"/>
+        <w:jc w:val="center"/>
         <w:rPr/>
       </w:pPr>
       <w:r>
         <w:rPr/>
         <w:drawing>
           <wp:inline distB="114300" distT="114300" distL="114300" distR="114300">
-            <wp:extent cx="6120000" cy="1854200"/>
+            <wp:extent cx="3987638" cy="2308632"/>
             <wp:effectExtent b="0" l="0" r="0" t="0"/>
-            <wp:docPr id="5" name="image1.png"/>
+            <wp:docPr id="1" name="image3.png"/>
             <a:graphic>
               <a:graphicData uri="http://schemas.openxmlformats.org/drawingml/2006/picture">
                 <pic:pic>
                   <pic:nvPicPr>
-                    <pic:cNvPr id="0" name="image1.png"/>
+                    <pic:cNvPr id="0" name="image3.png"/>
                     <pic:cNvPicPr preferRelativeResize="0"/>
                   </pic:nvPicPr>
                   <pic:blipFill>
@@ -1962,7 +2026,7 @@
                   <pic:spPr>
                     <a:xfrm>
                       <a:off x="0" y="0"/>
-                      <a:ext cx="6120000" cy="1854200"/>
+                      <a:ext cx="3987638" cy="2308632"/>
                     </a:xfrm>
                     <a:prstGeom prst="rect"/>
                     <a:ln/>
@@ -2126,14 +2190,14 @@
         <w:rPr/>
         <w:drawing>
           <wp:inline distB="114300" distT="114300" distL="114300" distR="114300">
-            <wp:extent cx="6120000" cy="2095500"/>
+            <wp:extent cx="6120000" cy="584200"/>
             <wp:effectExtent b="0" l="0" r="0" t="0"/>
-            <wp:docPr id="6" name="image3.png"/>
+            <wp:docPr id="2" name="image8.png"/>
             <a:graphic>
               <a:graphicData uri="http://schemas.openxmlformats.org/drawingml/2006/picture">
                 <pic:pic>
                   <pic:nvPicPr>
-                    <pic:cNvPr id="0" name="image3.png"/>
+                    <pic:cNvPr id="0" name="image8.png"/>
                     <pic:cNvPicPr preferRelativeResize="0"/>
                   </pic:nvPicPr>
                   <pic:blipFill>
@@ -2146,7 +2210,7 @@
                   <pic:spPr>
                     <a:xfrm>
                       <a:off x="0" y="0"/>
-                      <a:ext cx="6120000" cy="2095500"/>
+                      <a:ext cx="6120000" cy="584200"/>
                     </a:xfrm>
                     <a:prstGeom prst="rect"/>
                     <a:ln/>
@@ -2161,6 +2225,63 @@
         <w:rPr>
           <w:rtl w:val="0"/>
         </w:rPr>
+      </w:r>
+    </w:p>
+    <w:p>
+      <w:pPr>
+        <w:pageBreakBefore w:val="0"/>
+        <w:rPr/>
+      </w:pPr>
+      <w:r>
+        <w:rPr>
+          <w:rtl w:val="0"/>
+        </w:rPr>
+      </w:r>
+    </w:p>
+    <w:p>
+      <w:pPr>
+        <w:pageBreakBefore w:val="0"/>
+        <w:rPr/>
+      </w:pPr>
+      <w:r>
+        <w:rPr/>
+        <w:drawing>
+          <wp:inline distB="114300" distT="114300" distL="114300" distR="114300">
+            <wp:extent cx="5409338" cy="1337612"/>
+            <wp:effectExtent b="0" l="0" r="0" t="0"/>
+            <wp:docPr id="4" name="image6.png"/>
+            <a:graphic>
+              <a:graphicData uri="http://schemas.openxmlformats.org/drawingml/2006/picture">
+                <pic:pic>
+                  <pic:nvPicPr>
+                    <pic:cNvPr id="0" name="image6.png"/>
+                    <pic:cNvPicPr preferRelativeResize="0"/>
+                  </pic:nvPicPr>
+                  <pic:blipFill>
+                    <a:blip r:embed="rId11"/>
+                    <a:srcRect b="0" l="0" r="0" t="0"/>
+                    <a:stretch>
+                      <a:fillRect/>
+                    </a:stretch>
+                  </pic:blipFill>
+                  <pic:spPr>
+                    <a:xfrm>
+                      <a:off x="0" y="0"/>
+                      <a:ext cx="5409338" cy="1337612"/>
+                    </a:xfrm>
+                    <a:prstGeom prst="rect"/>
+                    <a:ln/>
+                  </pic:spPr>
+                </pic:pic>
+              </a:graphicData>
+            </a:graphic>
+          </wp:inline>
+        </w:drawing>
+      </w:r>
+      <w:r>
+        <w:rPr>
+          <w:rtl w:val="0"/>
+        </w:rPr>
         <w:t xml:space="preserve"> </w:t>
       </w:r>
       <w:r>
@@ -2183,7 +2304,9 @@
       <w:r>
         <w:rPr>
           <w:b w:val="1"/>
+          <w:bCs w:val="1"/>
           <w:i w:val="1"/>
+          <w:iCs w:val="1"/>
           <w:rtl w:val="0"/>
         </w:rPr>
         <w:t xml:space="preserve">redtest</w:t>
@@ -2197,10 +2320,12 @@
       <w:r>
         <w:rPr>
           <w:b w:val="1"/>
+          <w:bCs w:val="1"/>
           <w:i w:val="1"/>
-          <w:rtl w:val="0"/>
-        </w:rPr>
-        <w:t xml:space="preserve">br-2e5ffdf1bb17</w:t>
+          <w:iCs w:val="1"/>
+          <w:rtl w:val="0"/>
+        </w:rPr>
+        <w:t xml:space="preserve">br-25e210d7ed67</w:t>
       </w:r>
       <w:r>
         <w:rPr>
@@ -2254,7 +2379,9 @@
       <w:r>
         <w:rPr>
           <w:b w:val="1"/>
+          <w:bCs w:val="1"/>
           <w:i w:val="1"/>
+          <w:iCs w:val="1"/>
           <w:rtl w:val="0"/>
         </w:rPr>
         <w:t xml:space="preserve">--internal</w:t>
@@ -2288,7 +2415,9 @@
       <w:r>
         <w:rPr>
           <w:b w:val="1"/>
+          <w:bCs w:val="1"/>
           <w:i w:val="1"/>
+          <w:iCs w:val="1"/>
           <w:rtl w:val="0"/>
         </w:rPr>
         <w:t xml:space="preserve">--gateway</w:t>
@@ -2322,7 +2451,9 @@
       <w:r>
         <w:rPr>
           <w:b w:val="1"/>
+          <w:bCs w:val="1"/>
           <w:i w:val="1"/>
+          <w:iCs w:val="1"/>
           <w:rtl w:val="0"/>
         </w:rPr>
         <w:t xml:space="preserve">--ip-range</w:t>
@@ -2356,7 +2487,9 @@
       <w:r>
         <w:rPr>
           <w:b w:val="1"/>
+          <w:bCs w:val="1"/>
           <w:i w:val="1"/>
+          <w:iCs w:val="1"/>
           <w:rtl w:val="0"/>
         </w:rPr>
         <w:t xml:space="preserve">--ipv6</w:t>
@@ -2390,7 +2523,9 @@
       <w:r>
         <w:rPr>
           <w:b w:val="1"/>
+          <w:bCs w:val="1"/>
           <w:i w:val="1"/>
+          <w:iCs w:val="1"/>
           <w:rtl w:val="0"/>
         </w:rPr>
         <w:t xml:space="preserve">--subnet</w:t>
@@ -2415,7 +2550,7 @@
           <w:u w:val="none"/>
         </w:rPr>
       </w:pPr>
-      <w:hyperlink r:id="rId11">
+      <w:hyperlink r:id="rId12">
         <w:r>
           <w:rPr>
             <w:color w:val="1155cc"/>
@@ -2445,7 +2580,9 @@
       <w:r>
         <w:rPr>
           <w:b w:val="1"/>
+          <w:bCs w:val="1"/>
           <w:i w:val="1"/>
+          <w:iCs w:val="1"/>
           <w:rtl w:val="0"/>
         </w:rPr>
         <w:t xml:space="preserve">docker network create</w:t>
@@ -2456,7 +2593,7 @@
         </w:rPr>
         <w:t xml:space="preserve">” podéis consultar el siguiente enlace: </w:t>
       </w:r>
-      <w:hyperlink r:id="rId12">
+      <w:hyperlink r:id="rId13">
         <w:r>
           <w:rPr>
             <w:color w:val="1155cc"/>
@@ -2576,25 +2713,24 @@
     </w:tbl>
     <w:p>
       <w:pPr>
-        <w:pageBreakBefore w:val="0"/>
         <w:rPr/>
       </w:pPr>
       <w:r>
         <w:rPr/>
         <w:drawing>
           <wp:inline distB="114300" distT="114300" distL="114300" distR="114300">
-            <wp:extent cx="3314235" cy="1056412"/>
+            <wp:extent cx="4336237" cy="961162"/>
             <wp:effectExtent b="0" l="0" r="0" t="0"/>
-            <wp:docPr id="8" name="image5.png"/>
+            <wp:docPr id="3" name="image4.png"/>
             <a:graphic>
               <a:graphicData uri="http://schemas.openxmlformats.org/drawingml/2006/picture">
                 <pic:pic>
                   <pic:nvPicPr>
-                    <pic:cNvPr id="0" name="image5.png"/>
+                    <pic:cNvPr id="0" name="image4.png"/>
                     <pic:cNvPicPr preferRelativeResize="0"/>
                   </pic:nvPicPr>
                   <pic:blipFill>
-                    <a:blip r:embed="rId13"/>
+                    <a:blip r:embed="rId14"/>
                     <a:srcRect b="0" l="0" r="0" t="0"/>
                     <a:stretch>
                       <a:fillRect/>
@@ -2603,7 +2739,7 @@
                   <pic:spPr>
                     <a:xfrm>
                       <a:off x="0" y="0"/>
-                      <a:ext cx="3314235" cy="1056412"/>
+                      <a:ext cx="4336237" cy="961162"/>
                     </a:xfrm>
                     <a:prstGeom prst="rect"/>
                     <a:ln/>
@@ -2702,25 +2838,24 @@
     </w:tbl>
     <w:p>
       <w:pPr>
-        <w:pageBreakBefore w:val="0"/>
         <w:rPr/>
       </w:pPr>
       <w:r>
         <w:rPr/>
         <w:drawing>
           <wp:inline distB="114300" distT="114300" distL="114300" distR="114300">
-            <wp:extent cx="6120000" cy="4406900"/>
+            <wp:extent cx="6120000" cy="1765300"/>
             <wp:effectExtent b="0" l="0" r="0" t="0"/>
-            <wp:docPr id="7" name="image4.png"/>
+            <wp:docPr id="7" name="image7.png"/>
             <a:graphic>
               <a:graphicData uri="http://schemas.openxmlformats.org/drawingml/2006/picture">
                 <pic:pic>
                   <pic:nvPicPr>
-                    <pic:cNvPr id="0" name="image4.png"/>
+                    <pic:cNvPr id="0" name="image7.png"/>
                     <pic:cNvPicPr preferRelativeResize="0"/>
                   </pic:nvPicPr>
                   <pic:blipFill>
-                    <a:blip r:embed="rId14"/>
+                    <a:blip r:embed="rId15"/>
                     <a:srcRect b="0" l="0" r="0" t="0"/>
                     <a:stretch>
                       <a:fillRect/>
@@ -2729,7 +2864,7 @@
                   <pic:spPr>
                     <a:xfrm>
                       <a:off x="0" y="0"/>
-                      <a:ext cx="6120000" cy="4406900"/>
+                      <a:ext cx="6120000" cy="1765300"/>
                     </a:xfrm>
                     <a:prstGeom prst="rect"/>
                     <a:ln/>
@@ -2751,6 +2886,7 @@
         <w:pageBreakBefore w:val="0"/>
         <w:rPr>
           <w:b w:val="1"/>
+          <w:bCs w:val="1"/>
         </w:rPr>
       </w:pPr>
       <w:r>
@@ -2762,7 +2898,9 @@
       <w:r>
         <w:rPr>
           <w:b w:val="1"/>
+          <w:bCs w:val="1"/>
           <w:i w:val="1"/>
+          <w:iCs w:val="1"/>
           <w:rtl w:val="0"/>
         </w:rPr>
         <w:t xml:space="preserve">docker network rm</w:t>
@@ -2850,18 +2988,18 @@
         <w:rPr/>
         <w:drawing>
           <wp:inline distB="114300" distT="114300" distL="114300" distR="114300">
-            <wp:extent cx="4229100" cy="533400"/>
+            <wp:extent cx="6120000" cy="647700"/>
             <wp:effectExtent b="0" l="0" r="0" t="0"/>
-            <wp:docPr id="1" name="image10.png"/>
+            <wp:docPr id="8" name="image5.png"/>
             <a:graphic>
               <a:graphicData uri="http://schemas.openxmlformats.org/drawingml/2006/picture">
                 <pic:pic>
                   <pic:nvPicPr>
-                    <pic:cNvPr id="0" name="image10.png"/>
+                    <pic:cNvPr id="0" name="image5.png"/>
                     <pic:cNvPicPr preferRelativeResize="0"/>
                   </pic:nvPicPr>
                   <pic:blipFill>
-                    <a:blip r:embed="rId15"/>
+                    <a:blip r:embed="rId16"/>
                     <a:srcRect b="0" l="0" r="0" t="0"/>
                     <a:stretch>
                       <a:fillRect/>
@@ -2870,7 +3008,7 @@
                   <pic:spPr>
                     <a:xfrm>
                       <a:off x="0" y="0"/>
-                      <a:ext cx="4229100" cy="533400"/>
+                      <a:ext cx="6120000" cy="647700"/>
                     </a:xfrm>
                     <a:prstGeom prst="rect"/>
                     <a:ln/>
@@ -2922,6 +3060,7 @@
       <w:r>
         <w:rPr>
           <w:b w:val="1"/>
+          <w:bCs w:val="1"/>
           <w:rtl w:val="0"/>
         </w:rPr>
         <w:t xml:space="preserve">Atención: </w:t>
@@ -2992,6 +3131,7 @@
         <w:pageBreakBefore w:val="0"/>
         <w:rPr>
           <w:b w:val="1"/>
+          <w:bCs w:val="1"/>
           <w:u w:val="single"/>
         </w:rPr>
       </w:pPr>
@@ -3004,7 +3144,9 @@
       <w:r>
         <w:rPr>
           <w:b w:val="1"/>
+          <w:bCs w:val="1"/>
           <w:i w:val="1"/>
+          <w:iCs w:val="1"/>
           <w:rtl w:val="0"/>
         </w:rPr>
         <w:t xml:space="preserve">docker run</w:t>
@@ -3018,7 +3160,9 @@
       <w:r>
         <w:rPr>
           <w:b w:val="1"/>
+          <w:bCs w:val="1"/>
           <w:i w:val="1"/>
+          <w:iCs w:val="1"/>
           <w:rtl w:val="0"/>
         </w:rPr>
         <w:t xml:space="preserve">docker create</w:t>
@@ -3032,6 +3176,7 @@
       <w:r>
         <w:rPr>
           <w:b w:val="1"/>
+          <w:bCs w:val="1"/>
           <w:u w:val="single"/>
           <w:rtl w:val="0"/>
         </w:rPr>
@@ -3144,7 +3289,9 @@
       <w:r>
         <w:rPr>
           <w:b w:val="1"/>
+          <w:bCs w:val="1"/>
           <w:i w:val="1"/>
+          <w:iCs w:val="1"/>
           <w:rtl w:val="0"/>
         </w:rPr>
         <w:t xml:space="preserve">miserver</w:t>
@@ -3158,7 +3305,9 @@
       <w:r>
         <w:rPr>
           <w:b w:val="1"/>
+          <w:bCs w:val="1"/>
           <w:i w:val="1"/>
+          <w:iCs w:val="1"/>
           <w:rtl w:val="0"/>
         </w:rPr>
         <w:t xml:space="preserve">dig</w:t>
@@ -3172,7 +3321,9 @@
       <w:r>
         <w:rPr>
           <w:b w:val="1"/>
+          <w:bCs w:val="1"/>
           <w:i w:val="1"/>
+          <w:iCs w:val="1"/>
           <w:rtl w:val="0"/>
         </w:rPr>
         <w:t xml:space="preserve">ping</w:t>
@@ -3227,7 +3378,9 @@
       <w:r>
         <w:rPr>
           <w:b w:val="1"/>
+          <w:bCs w:val="1"/>
           <w:i w:val="1"/>
+          <w:iCs w:val="1"/>
           <w:rtl w:val="0"/>
         </w:rPr>
         <w:t xml:space="preserve">prueba1</w:t>
@@ -3241,7 +3394,9 @@
       <w:r>
         <w:rPr>
           <w:b w:val="1"/>
+          <w:bCs w:val="1"/>
           <w:i w:val="1"/>
+          <w:iCs w:val="1"/>
           <w:rtl w:val="0"/>
         </w:rPr>
         <w:t xml:space="preserve">redtest</w:t>
@@ -3323,7 +3478,9 @@
       <w:r>
         <w:rPr>
           <w:b w:val="1"/>
+          <w:bCs w:val="1"/>
           <w:i w:val="1"/>
+          <w:iCs w:val="1"/>
           <w:rtl w:val="0"/>
         </w:rPr>
         <w:t xml:space="preserve">exit</w:t>
@@ -3473,7 +3630,9 @@
       <w:r>
         <w:rPr>
           <w:b w:val="1"/>
+          <w:bCs w:val="1"/>
           <w:i w:val="1"/>
+          <w:iCs w:val="1"/>
           <w:rtl w:val="0"/>
         </w:rPr>
         <w:t xml:space="preserve">prueba2</w:t>
@@ -3487,7 +3646,9 @@
       <w:r>
         <w:rPr>
           <w:b w:val="1"/>
+          <w:bCs w:val="1"/>
           <w:i w:val="1"/>
+          <w:iCs w:val="1"/>
           <w:rtl w:val="0"/>
         </w:rPr>
         <w:t xml:space="preserve">ping</w:t>
@@ -3501,7 +3662,9 @@
       <w:r>
         <w:rPr>
           <w:b w:val="1"/>
+          <w:bCs w:val="1"/>
           <w:i w:val="1"/>
+          <w:iCs w:val="1"/>
           <w:rtl w:val="0"/>
         </w:rPr>
         <w:t xml:space="preserve">prueba1</w:t>
@@ -3515,7 +3678,9 @@
       <w:r>
         <w:rPr>
           <w:b w:val="1"/>
+          <w:bCs w:val="1"/>
           <w:i w:val="1"/>
+          <w:iCs w:val="1"/>
           <w:rtl w:val="0"/>
         </w:rPr>
         <w:t xml:space="preserve">prueba2</w:t>
@@ -3604,81 +3769,14 @@
         <w:rPr>
           <w:rtl w:val="0"/>
         </w:rPr>
-        <w:t xml:space="preserve">Podemos observar el ejemplo completo en esta captura:</w:t>
-      </w:r>
-    </w:p>
-    <w:p>
-      <w:pPr>
-        <w:pageBreakBefore w:val="0"/>
-        <w:rPr/>
-      </w:pPr>
-      <w:r>
-        <w:rPr/>
-        <w:drawing>
-          <wp:inline distB="114300" distT="114300" distL="114300" distR="114300">
-            <wp:extent cx="6120000" cy="3238500"/>
-            <wp:effectExtent b="0" l="0" r="0" t="0"/>
-            <wp:docPr id="2" name="image8.png"/>
-            <a:graphic>
-              <a:graphicData uri="http://schemas.openxmlformats.org/drawingml/2006/picture">
-                <pic:pic>
-                  <pic:nvPicPr>
-                    <pic:cNvPr id="0" name="image8.png"/>
-                    <pic:cNvPicPr preferRelativeResize="0"/>
-                  </pic:nvPicPr>
-                  <pic:blipFill>
-                    <a:blip r:embed="rId16"/>
-                    <a:srcRect b="0" l="0" r="0" t="0"/>
-                    <a:stretch>
-                      <a:fillRect/>
-                    </a:stretch>
-                  </pic:blipFill>
-                  <pic:spPr>
-                    <a:xfrm>
-                      <a:off x="0" y="0"/>
-                      <a:ext cx="6120000" cy="3238500"/>
-                    </a:xfrm>
-                    <a:prstGeom prst="rect"/>
-                    <a:ln/>
-                  </pic:spPr>
-                </pic:pic>
-              </a:graphicData>
-            </a:graphic>
-          </wp:inline>
-        </w:drawing>
-      </w:r>
-      <w:r>
-        <w:rPr>
-          <w:rtl w:val="0"/>
-        </w:rPr>
-      </w:r>
-    </w:p>
-    <w:p>
-      <w:pPr>
-        <w:pageBreakBefore w:val="0"/>
-        <w:rPr/>
-      </w:pPr>
-      <w:r>
-        <w:rPr>
-          <w:rtl w:val="0"/>
-        </w:rPr>
-      </w:r>
-    </w:p>
-    <w:p>
-      <w:pPr>
-        <w:pageBreakBefore w:val="0"/>
-        <w:rPr/>
-      </w:pPr>
-      <w:r>
-        <w:rPr>
-          <w:rtl w:val="0"/>
-        </w:rPr>
         <w:t xml:space="preserve">Otro parámetro interesante relacionado con las redes que aplica a “docker run” es el parámetro “</w:t>
       </w:r>
       <w:r>
         <w:rPr>
           <w:b w:val="1"/>
+          <w:bCs w:val="1"/>
           <w:i w:val="1"/>
+          <w:iCs w:val="1"/>
           <w:rtl w:val="0"/>
         </w:rPr>
         <w:t xml:space="preserve">--network-alias</w:t>
@@ -3738,12 +3836,17 @@
               <w:pageBreakBefore w:val="0"/>
               <w:spacing w:after="0" w:before="0" w:line="276" w:lineRule="auto"/>
               <w:jc w:val="left"/>
-              <w:rPr/>
+              <w:rPr>
+                <w:sz w:val="20"/>
+                <w:szCs w:val="20"/>
+              </w:rPr>
             </w:pPr>
             <w:r>
               <w:rPr>
                 <w:rFonts w:ascii="Consolas" w:cs="Consolas" w:eastAsia="Consolas" w:hAnsi="Consolas"/>
                 <w:color w:val="333333"/>
+                <w:sz w:val="20"/>
+                <w:szCs w:val="20"/>
                 <w:shd w:fill="f8f8f8" w:val="clear"/>
                 <w:rtl w:val="0"/>
               </w:rPr>
@@ -3783,7 +3886,9 @@
       <w:r>
         <w:rPr>
           <w:b w:val="1"/>
+          <w:bCs w:val="1"/>
           <w:i w:val="1"/>
+          <w:iCs w:val="1"/>
           <w:rtl w:val="0"/>
         </w:rPr>
         <w:t xml:space="preserve">miservidor</w:t>
@@ -3797,7 +3902,9 @@
       <w:r>
         <w:rPr>
           <w:b w:val="1"/>
+          <w:bCs w:val="1"/>
           <w:i w:val="1"/>
+          <w:iCs w:val="1"/>
           <w:rtl w:val="0"/>
         </w:rPr>
         <w:t xml:space="preserve">miservidor</w:t>
@@ -3845,7 +3952,9 @@
       <w:r>
         <w:rPr>
           <w:b w:val="1"/>
+          <w:bCs w:val="1"/>
           <w:i w:val="1"/>
+          <w:iCs w:val="1"/>
           <w:rtl w:val="0"/>
         </w:rPr>
         <w:t xml:space="preserve">docker network connect/disconnect</w:t>
@@ -3951,7 +4060,9 @@
       <w:r>
         <w:rPr>
           <w:b w:val="1"/>
+          <w:bCs w:val="1"/>
           <w:i w:val="1"/>
+          <w:iCs w:val="1"/>
           <w:rtl w:val="0"/>
         </w:rPr>
         <w:t xml:space="preserve">docker network connect</w:t>
@@ -3985,7 +4096,9 @@
       <w:r>
         <w:rPr>
           <w:b w:val="1"/>
+          <w:bCs w:val="1"/>
           <w:i w:val="1"/>
+          <w:iCs w:val="1"/>
           <w:rtl w:val="0"/>
         </w:rPr>
         <w:t xml:space="preserve">--alias</w:t>
@@ -4019,7 +4132,9 @@
       <w:r>
         <w:rPr>
           <w:b w:val="1"/>
+          <w:bCs w:val="1"/>
           <w:i w:val="1"/>
+          <w:iCs w:val="1"/>
           <w:rtl w:val="0"/>
         </w:rPr>
         <w:t xml:space="preserve">--ip</w:t>
@@ -4033,7 +4148,9 @@
       <w:r>
         <w:rPr>
           <w:b w:val="1"/>
+          <w:bCs w:val="1"/>
           <w:i w:val="1"/>
+          <w:iCs w:val="1"/>
           <w:rtl w:val="0"/>
         </w:rPr>
         <w:t xml:space="preserve">--ip6</w:t>
@@ -4059,7 +4176,9 @@
       <w:r>
         <w:rPr>
           <w:b w:val="1"/>
+          <w:bCs w:val="1"/>
           <w:i w:val="1"/>
+          <w:iCs w:val="1"/>
           <w:rtl w:val="0"/>
         </w:rPr>
         <w:t xml:space="preserve">disconnect</w:t>
@@ -4141,7 +4260,9 @@
       <w:r>
         <w:rPr>
           <w:b w:val="1"/>
+          <w:bCs w:val="1"/>
           <w:i w:val="1"/>
+          <w:iCs w:val="1"/>
           <w:rtl w:val="0"/>
         </w:rPr>
         <w:t xml:space="preserve">docker network connect</w:t>
@@ -4204,7 +4325,9 @@
       <w:r>
         <w:rPr>
           <w:b w:val="1"/>
+          <w:bCs w:val="1"/>
           <w:i w:val="1"/>
+          <w:iCs w:val="1"/>
           <w:rtl w:val="0"/>
         </w:rPr>
         <w:t xml:space="preserve">tmpfs</w:t>
@@ -4257,7 +4380,9 @@
       <w:r>
         <w:rPr>
           <w:b w:val="1"/>
+          <w:bCs w:val="1"/>
           <w:i w:val="1"/>
+          <w:iCs w:val="1"/>
           <w:rtl w:val="0"/>
         </w:rPr>
         <w:t xml:space="preserve">binding mount</w:t>
@@ -4271,7 +4396,9 @@
       <w:r>
         <w:rPr>
           <w:b w:val="1"/>
+          <w:bCs w:val="1"/>
           <w:i w:val="1"/>
+          <w:iCs w:val="1"/>
           <w:rtl w:val="0"/>
         </w:rPr>
         <w:t xml:space="preserve">tmpfs</w:t>
@@ -4305,7 +4432,9 @@
       <w:r>
         <w:rPr>
           <w:b w:val="1"/>
+          <w:bCs w:val="1"/>
           <w:i w:val="1"/>
+          <w:iCs w:val="1"/>
           <w:rtl w:val="0"/>
         </w:rPr>
         <w:t xml:space="preserve">Binding mount</w:t>
@@ -4339,6 +4468,7 @@
       <w:r>
         <w:rPr>
           <w:b w:val="1"/>
+          <w:bCs w:val="1"/>
           <w:u w:val="single"/>
           <w:rtl w:val="0"/>
         </w:rPr>
@@ -4393,6 +4523,7 @@
       <w:r>
         <w:rPr>
           <w:b w:val="1"/>
+          <w:bCs w:val="1"/>
           <w:u w:val="single"/>
           <w:rtl w:val="0"/>
         </w:rPr>
@@ -4441,7 +4572,9 @@
       <w:r>
         <w:rPr>
           <w:b w:val="1"/>
+          <w:bCs w:val="1"/>
           <w:i w:val="1"/>
+          <w:iCs w:val="1"/>
           <w:rtl w:val="0"/>
         </w:rPr>
         <w:t xml:space="preserve">Volúmenes Docker</w:t>
@@ -4455,7 +4588,9 @@
       <w:r>
         <w:rPr>
           <w:b w:val="1"/>
+          <w:bCs w:val="1"/>
           <w:i w:val="1"/>
+          <w:iCs w:val="1"/>
           <w:rtl w:val="0"/>
         </w:rPr>
         <w:t xml:space="preserve">binding mount</w:t>
@@ -4509,7 +4644,9 @@
       <w:r>
         <w:rPr>
           <w:b w:val="1"/>
+          <w:bCs w:val="1"/>
           <w:i w:val="1"/>
+          <w:iCs w:val="1"/>
           <w:rtl w:val="0"/>
         </w:rPr>
         <w:t xml:space="preserve">binding mount</w:t>
@@ -4543,7 +4680,9 @@
       <w:r>
         <w:rPr>
           <w:b w:val="1"/>
+          <w:bCs w:val="1"/>
           <w:i w:val="1"/>
+          <w:iCs w:val="1"/>
           <w:rtl w:val="0"/>
         </w:rPr>
         <w:t xml:space="preserve">Tmpfs</w:t>
@@ -4573,7 +4712,9 @@
       <w:r>
         <w:rPr>
           <w:b w:val="1"/>
+          <w:bCs w:val="1"/>
           <w:i w:val="1"/>
+          <w:iCs w:val="1"/>
           <w:rtl w:val="0"/>
         </w:rPr>
         <w:t xml:space="preserve">no tiene persistencia</w:t>
@@ -4669,12 +4810,12 @@
           <wp:inline distB="114300" distT="114300" distL="114300" distR="114300">
             <wp:extent cx="4781550" cy="2438400"/>
             <wp:effectExtent b="0" l="0" r="0" t="0"/>
-            <wp:docPr id="4" name="image7.png"/>
+            <wp:docPr id="6" name="image10.png"/>
             <a:graphic>
               <a:graphicData uri="http://schemas.openxmlformats.org/drawingml/2006/picture">
                 <pic:pic>
                   <pic:nvPicPr>
-                    <pic:cNvPr id="0" name="image7.png"/>
+                    <pic:cNvPr id="0" name="image10.png"/>
                     <pic:cNvPicPr preferRelativeResize="0"/>
                   </pic:nvPicPr>
                   <pic:blipFill>
@@ -4713,6 +4854,7 @@
       <w:r>
         <w:rPr>
           <w:i w:val="1"/>
+          <w:iCs w:val="1"/>
           <w:sz w:val="16"/>
           <w:szCs w:val="16"/>
           <w:rtl w:val="0"/>
@@ -4723,6 +4865,7 @@
         <w:r>
           <w:rPr>
             <w:i w:val="1"/>
+            <w:iCs w:val="1"/>
             <w:color w:val="1155cc"/>
             <w:sz w:val="16"/>
             <w:szCs w:val="16"/>
@@ -4735,6 +4878,7 @@
       <w:r>
         <w:rPr>
           <w:i w:val="1"/>
+          <w:iCs w:val="1"/>
           <w:sz w:val="16"/>
           <w:szCs w:val="16"/>
           <w:rtl w:val="0"/>
@@ -4769,7 +4913,9 @@
       <w:r>
         <w:rPr>
           <w:b w:val="1"/>
+          <w:bCs w:val="1"/>
           <w:i w:val="1"/>
+          <w:iCs w:val="1"/>
           <w:rtl w:val="0"/>
         </w:rPr>
         <w:t xml:space="preserve">Binding mount</w:t>
@@ -4783,7 +4929,9 @@
       <w:r>
         <w:rPr>
           <w:b w:val="1"/>
+          <w:bCs w:val="1"/>
           <w:i w:val="1"/>
+          <w:iCs w:val="1"/>
           <w:rtl w:val="0"/>
         </w:rPr>
         <w:t xml:space="preserve">Binding mount”</w:t>
@@ -4817,7 +4965,9 @@
       <w:r>
         <w:rPr>
           <w:b w:val="1"/>
+          <w:bCs w:val="1"/>
           <w:i w:val="1"/>
+          <w:iCs w:val="1"/>
           <w:rtl w:val="0"/>
         </w:rPr>
         <w:t xml:space="preserve">tmpfs</w:t>
@@ -4854,6 +5004,7 @@
         <w:ind w:right="57"/>
         <w:rPr>
           <w:b w:val="1"/>
+          <w:bCs w:val="1"/>
         </w:rPr>
       </w:pPr>
       <w:r>
@@ -4873,6 +5024,7 @@
       <w:r>
         <w:rPr>
           <w:b w:val="1"/>
+          <w:bCs w:val="1"/>
           <w:rtl w:val="0"/>
         </w:rPr>
         <w:t xml:space="preserve">Interesante:</w:t>
@@ -4924,6 +5076,7 @@
         <w:pageBreakBefore w:val="0"/>
         <w:rPr>
           <w:b w:val="1"/>
+          <w:bCs w:val="1"/>
           <w:u w:val="single"/>
         </w:rPr>
       </w:pPr>
@@ -4936,6 +5089,7 @@
       <w:r>
         <w:rPr>
           <w:b w:val="1"/>
+          <w:bCs w:val="1"/>
           <w:rtl w:val="0"/>
         </w:rPr>
         <w:t xml:space="preserve">-v</w:t>
@@ -4949,6 +5103,7 @@
       <w:r>
         <w:rPr>
           <w:b w:val="1"/>
+          <w:bCs w:val="1"/>
           <w:rtl w:val="0"/>
         </w:rPr>
         <w:t xml:space="preserve">--mount</w:t>
@@ -4962,6 +5117,7 @@
       <w:r>
         <w:rPr>
           <w:b w:val="1"/>
+          <w:bCs w:val="1"/>
           <w:u w:val="single"/>
           <w:rtl w:val="0"/>
         </w:rPr>
@@ -5016,16 +5172,21 @@
               <w:spacing w:after="0" w:before="0" w:line="276" w:lineRule="auto"/>
               <w:ind w:left="0" w:right="0" w:firstLine="0"/>
               <w:jc w:val="left"/>
-              <w:rPr/>
+              <w:rPr>
+                <w:sz w:val="20"/>
+                <w:szCs w:val="20"/>
+              </w:rPr>
             </w:pPr>
             <w:r>
               <w:rPr>
                 <w:rFonts w:ascii="Consolas" w:cs="Consolas" w:eastAsia="Consolas" w:hAnsi="Consolas"/>
                 <w:color w:val="333333"/>
+                <w:sz w:val="20"/>
+                <w:szCs w:val="20"/>
                 <w:shd w:fill="f8f8f8" w:val="clear"/>
                 <w:rtl w:val="0"/>
               </w:rPr>
-              <w:t xml:space="preserve">docker run -d -it --name appcontainer   -v /home/sergi/target:/app nginx:latest</w:t>
+              <w:t xml:space="preserve">docker run -d -it --name appcontainer   -v /home//target:/app nginx:latest</w:t>
             </w:r>
             <w:r>
               <w:rPr>
@@ -5159,7 +5320,7 @@
                 <w:shd w:fill="f8f8f8" w:val="clear"/>
                 <w:rtl w:val="0"/>
               </w:rPr>
-              <w:t xml:space="preserve">=/home/sergi/target,target=/app nginx:latest</w:t>
+              <w:t xml:space="preserve">=/home/alumno/target,target=/app nginx:latest</w:t>
             </w:r>
             <w:r>
               <w:rPr>
@@ -5195,7 +5356,9 @@
       <w:r>
         <w:rPr>
           <w:b w:val="1"/>
+          <w:bCs w:val="1"/>
           <w:i w:val="1"/>
+          <w:iCs w:val="1"/>
           <w:rtl w:val="0"/>
         </w:rPr>
         <w:t xml:space="preserve">appcontainer</w:t>
@@ -5209,10 +5372,12 @@
       <w:r>
         <w:rPr>
           <w:b w:val="1"/>
+          <w:bCs w:val="1"/>
           <w:i w:val="1"/>
-          <w:rtl w:val="0"/>
-        </w:rPr>
-        <w:t xml:space="preserve">/home/sergi/target</w:t>
+          <w:iCs w:val="1"/>
+          <w:rtl w:val="0"/>
+        </w:rPr>
+        <w:t xml:space="preserve">/home/alumno/target</w:t>
       </w:r>
       <w:r>
         <w:rPr>
@@ -5223,7 +5388,9 @@
       <w:r>
         <w:rPr>
           <w:b w:val="1"/>
+          <w:bCs w:val="1"/>
           <w:i w:val="1"/>
+          <w:iCs w:val="1"/>
           <w:rtl w:val="0"/>
         </w:rPr>
         <w:t xml:space="preserve">/app</w:t>
@@ -5368,7 +5535,9 @@
       <w:r>
         <w:rPr>
           <w:b w:val="1"/>
+          <w:bCs w:val="1"/>
           <w:i w:val="1"/>
+          <w:iCs w:val="1"/>
           <w:rtl w:val="0"/>
         </w:rPr>
         <w:t xml:space="preserve">binding mount</w:t>
@@ -5382,7 +5551,9 @@
       <w:r>
         <w:rPr>
           <w:b w:val="1"/>
+          <w:bCs w:val="1"/>
           <w:i w:val="1"/>
+          <w:iCs w:val="1"/>
           <w:rtl w:val="0"/>
         </w:rPr>
         <w:t xml:space="preserve">-v</w:t>
@@ -5396,7 +5567,9 @@
       <w:r>
         <w:rPr>
           <w:b w:val="1"/>
+          <w:bCs w:val="1"/>
           <w:i w:val="1"/>
+          <w:iCs w:val="1"/>
           <w:rtl w:val="0"/>
         </w:rPr>
         <w:t xml:space="preserve">--mount</w:t>
@@ -5413,6 +5586,7 @@
         <w:pageBreakBefore w:val="0"/>
         <w:rPr>
           <w:b w:val="1"/>
+          <w:bCs w:val="1"/>
           <w:u w:val="single"/>
         </w:rPr>
       </w:pPr>
@@ -5579,7 +5753,9 @@
       <w:r>
         <w:rPr>
           <w:b w:val="1"/>
+          <w:bCs w:val="1"/>
           <w:i w:val="1"/>
+          <w:iCs w:val="1"/>
           <w:rtl w:val="0"/>
         </w:rPr>
         <w:t xml:space="preserve">mivolumen</w:t>
@@ -5593,7 +5769,9 @@
       <w:r>
         <w:rPr>
           <w:b w:val="1"/>
+          <w:bCs w:val="1"/>
           <w:i w:val="1"/>
+          <w:iCs w:val="1"/>
           <w:rtl w:val="0"/>
         </w:rPr>
         <w:t xml:space="preserve">/app</w:t>
@@ -5607,7 +5785,9 @@
       <w:r>
         <w:rPr>
           <w:b w:val="1"/>
+          <w:bCs w:val="1"/>
           <w:i w:val="1"/>
+          <w:iCs w:val="1"/>
           <w:rtl w:val="0"/>
         </w:rPr>
         <w:t xml:space="preserve">mivolumen</w:t>
@@ -5657,7 +5837,9 @@
       <w:r>
         <w:rPr>
           <w:b w:val="1"/>
+          <w:bCs w:val="1"/>
           <w:i w:val="1"/>
+          <w:iCs w:val="1"/>
           <w:rtl w:val="0"/>
         </w:rPr>
         <w:t xml:space="preserve">docker volume</w:t>
@@ -5691,7 +5873,9 @@
       <w:r>
         <w:rPr>
           <w:b w:val="1"/>
+          <w:bCs w:val="1"/>
           <w:i w:val="1"/>
+          <w:iCs w:val="1"/>
           <w:rtl w:val="0"/>
         </w:rPr>
         <w:t xml:space="preserve">docker volume create mivolumen</w:t>
@@ -5725,7 +5909,9 @@
       <w:r>
         <w:rPr>
           <w:b w:val="1"/>
+          <w:bCs w:val="1"/>
           <w:i w:val="1"/>
+          <w:iCs w:val="1"/>
           <w:rtl w:val="0"/>
         </w:rPr>
         <w:t xml:space="preserve">docker volume ls</w:t>
@@ -5759,7 +5945,9 @@
       <w:r>
         <w:rPr>
           <w:b w:val="1"/>
+          <w:bCs w:val="1"/>
           <w:i w:val="1"/>
+          <w:iCs w:val="1"/>
           <w:rtl w:val="0"/>
         </w:rPr>
         <w:t xml:space="preserve">docker volume rm mivolumen</w:t>
@@ -5918,7 +6106,9 @@
       <w:r>
         <w:rPr>
           <w:b w:val="1"/>
+          <w:bCs w:val="1"/>
           <w:i w:val="1"/>
+          <w:iCs w:val="1"/>
           <w:rtl w:val="0"/>
         </w:rPr>
         <w:t xml:space="preserve">/app</w:t>
@@ -5932,7 +6122,9 @@
       <w:r>
         <w:rPr>
           <w:b w:val="1"/>
+          <w:bCs w:val="1"/>
           <w:i w:val="1"/>
+          <w:iCs w:val="1"/>
           <w:rtl w:val="0"/>
         </w:rPr>
         <w:t xml:space="preserve">mivolumen</w:t>
@@ -5991,6 +6183,7 @@
       <w:r>
         <w:rPr>
           <w:b w:val="1"/>
+          <w:bCs w:val="1"/>
           <w:rtl w:val="0"/>
         </w:rPr>
         <w:t xml:space="preserve">--tmpfs</w:t>
@@ -6004,6 +6197,7 @@
       <w:r>
         <w:rPr>
           <w:b w:val="1"/>
+          <w:bCs w:val="1"/>
           <w:rtl w:val="0"/>
         </w:rPr>
         <w:t xml:space="preserve">--mount</w:t>
@@ -6020,6 +6214,7 @@
         <w:pageBreakBefore w:val="0"/>
         <w:rPr>
           <w:b w:val="1"/>
+          <w:bCs w:val="1"/>
           <w:u w:val="single"/>
         </w:rPr>
       </w:pPr>
@@ -6032,6 +6227,7 @@
       <w:r>
         <w:rPr>
           <w:b w:val="1"/>
+          <w:bCs w:val="1"/>
           <w:u w:val="single"/>
           <w:rtl w:val="0"/>
         </w:rPr>
@@ -6278,6 +6474,7 @@
       <w:r>
         <w:rPr>
           <w:b w:val="1"/>
+          <w:bCs w:val="1"/>
           <w:rtl w:val="0"/>
         </w:rPr>
         <w:t xml:space="preserve">binding mounts</w:t>
@@ -6291,7 +6488,9 @@
       <w:r>
         <w:rPr>
           <w:b w:val="1"/>
+          <w:bCs w:val="1"/>
           <w:i w:val="1"/>
+          <w:iCs w:val="1"/>
           <w:rtl w:val="0"/>
         </w:rPr>
         <w:t xml:space="preserve">tmpfs</w:t>
@@ -6305,7 +6504,9 @@
       <w:r>
         <w:rPr>
           <w:b w:val="1"/>
+          <w:bCs w:val="1"/>
           <w:i w:val="1"/>
+          <w:iCs w:val="1"/>
           <w:rtl w:val="0"/>
         </w:rPr>
         <w:t xml:space="preserve">ramfs</w:t>
@@ -6346,7 +6547,9 @@
       <w:r>
         <w:rPr>
           <w:b w:val="1"/>
+          <w:bCs w:val="1"/>
           <w:i w:val="1"/>
+          <w:iCs w:val="1"/>
           <w:rtl w:val="0"/>
         </w:rPr>
         <w:t xml:space="preserve">tmpfs</w:t>
@@ -6432,7 +6635,9 @@
       <w:r>
         <w:rPr>
           <w:b w:val="1"/>
+          <w:bCs w:val="1"/>
           <w:i w:val="1"/>
+          <w:iCs w:val="1"/>
           <w:rtl w:val="0"/>
         </w:rPr>
         <w:t xml:space="preserve">.tar</w:t>
@@ -6446,7 +6651,9 @@
       <w:r>
         <w:rPr>
           <w:b w:val="1"/>
+          <w:bCs w:val="1"/>
           <w:i w:val="1"/>
+          <w:iCs w:val="1"/>
           <w:rtl w:val="0"/>
         </w:rPr>
         <w:t xml:space="preserve">contenedor1</w:t>
@@ -6460,7 +6667,9 @@
       <w:r>
         <w:rPr>
           <w:b w:val="1"/>
+          <w:bCs w:val="1"/>
           <w:i w:val="1"/>
+          <w:iCs w:val="1"/>
           <w:rtl w:val="0"/>
         </w:rPr>
         <w:t xml:space="preserve">misdatos</w:t>
@@ -6474,7 +6683,9 @@
       <w:r>
         <w:rPr>
           <w:b w:val="1"/>
+          <w:bCs w:val="1"/>
           <w:i w:val="1"/>
+          <w:iCs w:val="1"/>
           <w:rtl w:val="0"/>
         </w:rPr>
         <w:t xml:space="preserve">/datos</w:t>
@@ -6635,7 +6846,7 @@
                 <w:shd w:fill="f8f8f8" w:val="clear"/>
                 <w:rtl w:val="0"/>
               </w:rPr>
-              <w:t xml:space="preserve">docker run --rm --volumes-from contenedor1 -v /home/sergi/backup:/backup ubuntu bash -c </w:t>
+              <w:t xml:space="preserve">docker run --rm --volumes-from contenedor1 -v /home/alumno/backup:/backup ubuntu bash -c </w:t>
             </w:r>
             <w:r>
               <w:rPr>
@@ -6669,7 +6880,9 @@
       <w:r>
         <w:rPr>
           <w:b w:val="1"/>
+          <w:bCs w:val="1"/>
           <w:i w:val="1"/>
+          <w:iCs w:val="1"/>
           <w:rtl w:val="0"/>
         </w:rPr>
         <w:t xml:space="preserve">--rm</w:t>
@@ -6683,7 +6896,9 @@
       <w:r>
         <w:rPr>
           <w:b w:val="1"/>
+          <w:bCs w:val="1"/>
           <w:i w:val="1"/>
+          <w:iCs w:val="1"/>
           <w:rtl w:val="0"/>
         </w:rPr>
         <w:t xml:space="preserve">contenedor1</w:t>
@@ -6697,7 +6912,9 @@
       <w:r>
         <w:rPr>
           <w:b w:val="1"/>
+          <w:bCs w:val="1"/>
           <w:i w:val="1"/>
+          <w:iCs w:val="1"/>
           <w:rtl w:val="0"/>
         </w:rPr>
         <w:t xml:space="preserve">--volumes-from</w:t>
@@ -6711,7 +6928,9 @@
       <w:r>
         <w:rPr>
           <w:b w:val="1"/>
+          <w:bCs w:val="1"/>
           <w:i w:val="1"/>
+          <w:iCs w:val="1"/>
           <w:rtl w:val="0"/>
         </w:rPr>
         <w:t xml:space="preserve">binding mount</w:t>
@@ -6725,10 +6944,12 @@
       <w:r>
         <w:rPr>
           <w:b w:val="1"/>
+          <w:bCs w:val="1"/>
           <w:i w:val="1"/>
-          <w:rtl w:val="0"/>
-        </w:rPr>
-        <w:t xml:space="preserve">/home/sergi/backup</w:t>
+          <w:iCs w:val="1"/>
+          <w:rtl w:val="0"/>
+        </w:rPr>
+        <w:t xml:space="preserve">/home/alumno/backup</w:t>
       </w:r>
       <w:r>
         <w:rPr>
@@ -6739,7 +6960,9 @@
       <w:r>
         <w:rPr>
           <w:b w:val="1"/>
+          <w:bCs w:val="1"/>
           <w:i w:val="1"/>
+          <w:iCs w:val="1"/>
           <w:rtl w:val="0"/>
         </w:rPr>
         <w:t xml:space="preserve">/backup</w:t>
@@ -6753,7 +6976,9 @@
       <w:r>
         <w:rPr>
           <w:b w:val="1"/>
+          <w:bCs w:val="1"/>
           <w:i w:val="1"/>
+          <w:iCs w:val="1"/>
           <w:rtl w:val="0"/>
         </w:rPr>
         <w:t xml:space="preserve">/datos</w:t>
@@ -6767,7 +6992,9 @@
       <w:r>
         <w:rPr>
           <w:b w:val="1"/>
+          <w:bCs w:val="1"/>
           <w:i w:val="1"/>
+          <w:iCs w:val="1"/>
           <w:rtl w:val="0"/>
         </w:rPr>
         <w:t xml:space="preserve">.tar</w:t>
@@ -6781,7 +7008,9 @@
       <w:r>
         <w:rPr>
           <w:b w:val="1"/>
+          <w:bCs w:val="1"/>
           <w:i w:val="1"/>
+          <w:iCs w:val="1"/>
           <w:rtl w:val="0"/>
         </w:rPr>
         <w:t xml:space="preserve">/backup</w:t>
@@ -6795,7 +7024,9 @@
       <w:r>
         <w:rPr>
           <w:b w:val="1"/>
+          <w:bCs w:val="1"/>
           <w:i w:val="1"/>
+          <w:iCs w:val="1"/>
           <w:rtl w:val="0"/>
         </w:rPr>
         <w:t xml:space="preserve">/backup</w:t>
@@ -6809,10 +7040,12 @@
       <w:r>
         <w:rPr>
           <w:b w:val="1"/>
+          <w:bCs w:val="1"/>
           <w:i w:val="1"/>
-          <w:rtl w:val="0"/>
-        </w:rPr>
-        <w:t xml:space="preserve">/home/sergi/backup</w:t>
+          <w:iCs w:val="1"/>
+          <w:rtl w:val="0"/>
+        </w:rPr>
+        <w:t xml:space="preserve">/home/alumno/backup</w:t>
       </w:r>
       <w:r>
         <w:rPr>
@@ -6922,7 +7155,9 @@
       <w:r>
         <w:rPr>
           <w:b w:val="1"/>
+          <w:bCs w:val="1"/>
           <w:i w:val="1"/>
+          <w:iCs w:val="1"/>
           <w:rtl w:val="0"/>
         </w:rPr>
         <w:t xml:space="preserve">sshfs</w:t>
@@ -8348,11 +8583,19 @@
       </w:pPr>
     </w:pPrDefault>
   </w:docDefaults>
+  <w:style w:type="table" w:styleId="TableNormal" w:default="1">
+    <w:name w:val="TableNormal"/>
+    <w:tblPr>
+      <w:tblCellMar>
+        <w:top w:w="100.0" w:type="dxa"/>
+        <w:left w:w="100.0" w:type="dxa"/>
+        <w:bottom w:w="100.0" w:type="dxa"/>
+        <w:right w:w="100.0" w:type="dxa"/>
+      </w:tblCellMar>
+    </w:tblPr>
+  </w:style>
   <w:style w:type="paragraph" w:styleId="Normal" w:default="1">
     <w:name w:val="normal"/>
-  </w:style>
-  <w:style w:type="table" w:styleId="TableNormal" w:default="1">
-    <w:name w:val="Table Normal"/>
   </w:style>
   <w:style w:type="paragraph" w:styleId="Heading1">
     <w:name w:val="heading 1"/>
@@ -8400,6 +8643,7 @@
     <w:rPr>
       <w:rFonts w:ascii="Arial" w:cs="Arial" w:eastAsia="Arial" w:hAnsi="Arial"/>
       <w:b w:val="0"/>
+      <w:bCs w:val="0"/>
       <w:smallCaps w:val="0"/>
       <w:color w:val="669966"/>
       <w:sz w:val="22"/>
@@ -8420,7 +8664,9 @@
     <w:rPr>
       <w:rFonts w:ascii="Arial" w:cs="Arial" w:eastAsia="Arial" w:hAnsi="Arial"/>
       <w:b w:val="1"/>
+      <w:bCs w:val="1"/>
       <w:i w:val="1"/>
+      <w:iCs w:val="1"/>
       <w:smallCaps w:val="0"/>
       <w:sz w:val="21"/>
       <w:szCs w:val="21"/>
@@ -8441,6 +8687,7 @@
     <w:rPr>
       <w:rFonts w:ascii="Arial" w:cs="Arial" w:eastAsia="Arial" w:hAnsi="Arial"/>
       <w:b w:val="1"/>
+      <w:bCs w:val="1"/>
       <w:smallCaps w:val="1"/>
       <w:sz w:val="24"/>
       <w:szCs w:val="24"/>
@@ -8458,6 +8705,7 @@
     </w:pPr>
     <w:rPr>
       <w:b w:val="1"/>
+      <w:bCs w:val="1"/>
       <w:sz w:val="20"/>
       <w:szCs w:val="20"/>
     </w:rPr>
@@ -8474,6 +8722,7 @@
     </w:pPr>
     <w:rPr>
       <w:b w:val="1"/>
+      <w:bCs w:val="1"/>
       <w:sz w:val="72"/>
       <w:szCs w:val="72"/>
     </w:rPr>
@@ -8491,6 +8740,7 @@
     <w:rPr>
       <w:rFonts w:ascii="Georgia" w:cs="Georgia" w:eastAsia="Georgia" w:hAnsi="Georgia"/>
       <w:i w:val="1"/>
+      <w:iCs w:val="1"/>
       <w:color w:val="666666"/>
       <w:sz w:val="48"/>
       <w:szCs w:val="48"/>
@@ -8501,12 +8751,6 @@
     <w:tblPr>
       <w:tblStyleRowBandSize w:val="1"/>
       <w:tblStyleColBandSize w:val="1"/>
-      <w:tblCellMar>
-        <w:top w:w="100.0" w:type="dxa"/>
-        <w:left w:w="100.0" w:type="dxa"/>
-        <w:bottom w:w="100.0" w:type="dxa"/>
-        <w:right w:w="100.0" w:type="dxa"/>
-      </w:tblCellMar>
     </w:tblPr>
   </w:style>
   <w:style w:type="table" w:styleId="Table2">
@@ -8514,12 +8758,6 @@
     <w:tblPr>
       <w:tblStyleRowBandSize w:val="1"/>
       <w:tblStyleColBandSize w:val="1"/>
-      <w:tblCellMar>
-        <w:top w:w="100.0" w:type="dxa"/>
-        <w:left w:w="100.0" w:type="dxa"/>
-        <w:bottom w:w="100.0" w:type="dxa"/>
-        <w:right w:w="100.0" w:type="dxa"/>
-      </w:tblCellMar>
     </w:tblPr>
   </w:style>
   <w:style w:type="table" w:styleId="Table3">
@@ -8527,12 +8765,6 @@
     <w:tblPr>
       <w:tblStyleRowBandSize w:val="1"/>
       <w:tblStyleColBandSize w:val="1"/>
-      <w:tblCellMar>
-        <w:top w:w="100.0" w:type="dxa"/>
-        <w:left w:w="100.0" w:type="dxa"/>
-        <w:bottom w:w="100.0" w:type="dxa"/>
-        <w:right w:w="100.0" w:type="dxa"/>
-      </w:tblCellMar>
     </w:tblPr>
   </w:style>
   <w:style w:type="table" w:styleId="Table4">
@@ -8540,12 +8772,6 @@
     <w:tblPr>
       <w:tblStyleRowBandSize w:val="1"/>
       <w:tblStyleColBandSize w:val="1"/>
-      <w:tblCellMar>
-        <w:top w:w="100.0" w:type="dxa"/>
-        <w:left w:w="100.0" w:type="dxa"/>
-        <w:bottom w:w="100.0" w:type="dxa"/>
-        <w:right w:w="100.0" w:type="dxa"/>
-      </w:tblCellMar>
     </w:tblPr>
   </w:style>
   <w:style w:type="table" w:styleId="Table5">
@@ -8553,12 +8779,6 @@
     <w:tblPr>
       <w:tblStyleRowBandSize w:val="1"/>
       <w:tblStyleColBandSize w:val="1"/>
-      <w:tblCellMar>
-        <w:top w:w="100.0" w:type="dxa"/>
-        <w:left w:w="100.0" w:type="dxa"/>
-        <w:bottom w:w="100.0" w:type="dxa"/>
-        <w:right w:w="100.0" w:type="dxa"/>
-      </w:tblCellMar>
     </w:tblPr>
   </w:style>
   <w:style w:type="table" w:styleId="Table6">
@@ -8566,12 +8786,6 @@
     <w:tblPr>
       <w:tblStyleRowBandSize w:val="1"/>
       <w:tblStyleColBandSize w:val="1"/>
-      <w:tblCellMar>
-        <w:top w:w="100.0" w:type="dxa"/>
-        <w:left w:w="100.0" w:type="dxa"/>
-        <w:bottom w:w="100.0" w:type="dxa"/>
-        <w:right w:w="100.0" w:type="dxa"/>
-      </w:tblCellMar>
     </w:tblPr>
   </w:style>
   <w:style w:type="table" w:styleId="Table7">
@@ -8579,12 +8793,6 @@
     <w:tblPr>
       <w:tblStyleRowBandSize w:val="1"/>
       <w:tblStyleColBandSize w:val="1"/>
-      <w:tblCellMar>
-        <w:top w:w="100.0" w:type="dxa"/>
-        <w:left w:w="100.0" w:type="dxa"/>
-        <w:bottom w:w="100.0" w:type="dxa"/>
-        <w:right w:w="100.0" w:type="dxa"/>
-      </w:tblCellMar>
     </w:tblPr>
   </w:style>
   <w:style w:type="table" w:styleId="Table8">
@@ -8592,12 +8800,6 @@
     <w:tblPr>
       <w:tblStyleRowBandSize w:val="1"/>
       <w:tblStyleColBandSize w:val="1"/>
-      <w:tblCellMar>
-        <w:top w:w="100.0" w:type="dxa"/>
-        <w:left w:w="100.0" w:type="dxa"/>
-        <w:bottom w:w="100.0" w:type="dxa"/>
-        <w:right w:w="100.0" w:type="dxa"/>
-      </w:tblCellMar>
     </w:tblPr>
   </w:style>
   <w:style w:type="table" w:styleId="Table9">
@@ -8605,12 +8807,6 @@
     <w:tblPr>
       <w:tblStyleRowBandSize w:val="1"/>
       <w:tblStyleColBandSize w:val="1"/>
-      <w:tblCellMar>
-        <w:top w:w="100.0" w:type="dxa"/>
-        <w:left w:w="100.0" w:type="dxa"/>
-        <w:bottom w:w="100.0" w:type="dxa"/>
-        <w:right w:w="100.0" w:type="dxa"/>
-      </w:tblCellMar>
     </w:tblPr>
   </w:style>
   <w:style w:type="table" w:styleId="Table10">
@@ -8618,12 +8814,6 @@
     <w:tblPr>
       <w:tblStyleRowBandSize w:val="1"/>
       <w:tblStyleColBandSize w:val="1"/>
-      <w:tblCellMar>
-        <w:top w:w="100.0" w:type="dxa"/>
-        <w:left w:w="100.0" w:type="dxa"/>
-        <w:bottom w:w="100.0" w:type="dxa"/>
-        <w:right w:w="100.0" w:type="dxa"/>
-      </w:tblCellMar>
     </w:tblPr>
   </w:style>
   <w:style w:type="table" w:styleId="Table11">
@@ -8631,12 +8821,6 @@
     <w:tblPr>
       <w:tblStyleRowBandSize w:val="1"/>
       <w:tblStyleColBandSize w:val="1"/>
-      <w:tblCellMar>
-        <w:top w:w="100.0" w:type="dxa"/>
-        <w:left w:w="100.0" w:type="dxa"/>
-        <w:bottom w:w="100.0" w:type="dxa"/>
-        <w:right w:w="100.0" w:type="dxa"/>
-      </w:tblCellMar>
     </w:tblPr>
   </w:style>
   <w:style w:type="table" w:styleId="Table12">
@@ -8644,12 +8828,6 @@
     <w:tblPr>
       <w:tblStyleRowBandSize w:val="1"/>
       <w:tblStyleColBandSize w:val="1"/>
-      <w:tblCellMar>
-        <w:top w:w="100.0" w:type="dxa"/>
-        <w:left w:w="100.0" w:type="dxa"/>
-        <w:bottom w:w="100.0" w:type="dxa"/>
-        <w:right w:w="100.0" w:type="dxa"/>
-      </w:tblCellMar>
     </w:tblPr>
   </w:style>
   <w:style w:type="table" w:styleId="Table13">
@@ -8657,12 +8835,6 @@
     <w:tblPr>
       <w:tblStyleRowBandSize w:val="1"/>
       <w:tblStyleColBandSize w:val="1"/>
-      <w:tblCellMar>
-        <w:top w:w="100.0" w:type="dxa"/>
-        <w:left w:w="100.0" w:type="dxa"/>
-        <w:bottom w:w="100.0" w:type="dxa"/>
-        <w:right w:w="100.0" w:type="dxa"/>
-      </w:tblCellMar>
     </w:tblPr>
   </w:style>
   <w:style w:type="table" w:styleId="Table14">
@@ -8670,12 +8842,6 @@
     <w:tblPr>
       <w:tblStyleRowBandSize w:val="1"/>
       <w:tblStyleColBandSize w:val="1"/>
-      <w:tblCellMar>
-        <w:top w:w="100.0" w:type="dxa"/>
-        <w:left w:w="100.0" w:type="dxa"/>
-        <w:bottom w:w="100.0" w:type="dxa"/>
-        <w:right w:w="100.0" w:type="dxa"/>
-      </w:tblCellMar>
     </w:tblPr>
   </w:style>
   <w:style w:type="table" w:styleId="Table15">
@@ -8683,12 +8849,6 @@
     <w:tblPr>
       <w:tblStyleRowBandSize w:val="1"/>
       <w:tblStyleColBandSize w:val="1"/>
-      <w:tblCellMar>
-        <w:top w:w="100.0" w:type="dxa"/>
-        <w:left w:w="100.0" w:type="dxa"/>
-        <w:bottom w:w="100.0" w:type="dxa"/>
-        <w:right w:w="100.0" w:type="dxa"/>
-      </w:tblCellMar>
     </w:tblPr>
   </w:style>
   <w:style w:type="table" w:styleId="Table16">
@@ -8696,12 +8856,6 @@
     <w:tblPr>
       <w:tblStyleRowBandSize w:val="1"/>
       <w:tblStyleColBandSize w:val="1"/>
-      <w:tblCellMar>
-        <w:top w:w="100.0" w:type="dxa"/>
-        <w:left w:w="100.0" w:type="dxa"/>
-        <w:bottom w:w="100.0" w:type="dxa"/>
-        <w:right w:w="100.0" w:type="dxa"/>
-      </w:tblCellMar>
     </w:tblPr>
   </w:style>
   <w:style w:type="table" w:styleId="Table17">
@@ -8709,12 +8863,6 @@
     <w:tblPr>
       <w:tblStyleRowBandSize w:val="1"/>
       <w:tblStyleColBandSize w:val="1"/>
-      <w:tblCellMar>
-        <w:top w:w="100.0" w:type="dxa"/>
-        <w:left w:w="100.0" w:type="dxa"/>
-        <w:bottom w:w="100.0" w:type="dxa"/>
-        <w:right w:w="100.0" w:type="dxa"/>
-      </w:tblCellMar>
     </w:tblPr>
   </w:style>
   <w:style w:type="table" w:styleId="Table18">
@@ -8722,12 +8870,6 @@
     <w:tblPr>
       <w:tblStyleRowBandSize w:val="1"/>
       <w:tblStyleColBandSize w:val="1"/>
-      <w:tblCellMar>
-        <w:top w:w="100.0" w:type="dxa"/>
-        <w:left w:w="100.0" w:type="dxa"/>
-        <w:bottom w:w="100.0" w:type="dxa"/>
-        <w:right w:w="100.0" w:type="dxa"/>
-      </w:tblCellMar>
     </w:tblPr>
   </w:style>
   <w:style w:type="table" w:styleId="Table19">
@@ -8735,12 +8877,6 @@
     <w:tblPr>
       <w:tblStyleRowBandSize w:val="1"/>
       <w:tblStyleColBandSize w:val="1"/>
-      <w:tblCellMar>
-        <w:top w:w="100.0" w:type="dxa"/>
-        <w:left w:w="100.0" w:type="dxa"/>
-        <w:bottom w:w="100.0" w:type="dxa"/>
-        <w:right w:w="100.0" w:type="dxa"/>
-      </w:tblCellMar>
     </w:tblPr>
   </w:style>
   <w:style w:type="table" w:styleId="Table20">
@@ -8748,12 +8884,6 @@
     <w:tblPr>
       <w:tblStyleRowBandSize w:val="1"/>
       <w:tblStyleColBandSize w:val="1"/>
-      <w:tblCellMar>
-        <w:top w:w="100.0" w:type="dxa"/>
-        <w:left w:w="100.0" w:type="dxa"/>
-        <w:bottom w:w="100.0" w:type="dxa"/>
-        <w:right w:w="100.0" w:type="dxa"/>
-      </w:tblCellMar>
     </w:tblPr>
   </w:style>
   <w:style w:type="table" w:styleId="Table21">
@@ -8761,12 +8891,6 @@
     <w:tblPr>
       <w:tblStyleRowBandSize w:val="1"/>
       <w:tblStyleColBandSize w:val="1"/>
-      <w:tblCellMar>
-        <w:top w:w="100.0" w:type="dxa"/>
-        <w:left w:w="100.0" w:type="dxa"/>
-        <w:bottom w:w="100.0" w:type="dxa"/>
-        <w:right w:w="100.0" w:type="dxa"/>
-      </w:tblCellMar>
     </w:tblPr>
   </w:style>
   <w:style w:type="table" w:styleId="Table22">
@@ -8774,12 +8898,6 @@
     <w:tblPr>
       <w:tblStyleRowBandSize w:val="1"/>
       <w:tblStyleColBandSize w:val="1"/>
-      <w:tblCellMar>
-        <w:top w:w="100.0" w:type="dxa"/>
-        <w:left w:w="100.0" w:type="dxa"/>
-        <w:bottom w:w="100.0" w:type="dxa"/>
-        <w:right w:w="100.0" w:type="dxa"/>
-      </w:tblCellMar>
     </w:tblPr>
   </w:style>
   <w:style w:type="table" w:styleId="Table23">
@@ -8787,12 +8905,6 @@
     <w:tblPr>
       <w:tblStyleRowBandSize w:val="1"/>
       <w:tblStyleColBandSize w:val="1"/>
-      <w:tblCellMar>
-        <w:top w:w="100.0" w:type="dxa"/>
-        <w:left w:w="100.0" w:type="dxa"/>
-        <w:bottom w:w="100.0" w:type="dxa"/>
-        <w:right w:w="100.0" w:type="dxa"/>
-      </w:tblCellMar>
     </w:tblPr>
   </w:style>
 </w:styles>

--- a/FuentesCurso/UD 05. Redes y volumenes en Docker/UD 05.01 - Redes y volúmenes en Docker.docx
+++ b/FuentesCurso/UD 05. Redes y volumenes en Docker/UD 05.01 - Redes y volúmenes en Docker.docx
@@ -74,12 +74,12 @@
           <wp:inline distB="114300" distT="114300" distL="114300" distR="114300">
             <wp:extent cx="447675" cy="57150"/>
             <wp:effectExtent b="0" l="0" r="0" t="0"/>
-            <wp:docPr descr="short line" id="9" name="image9.png"/>
+            <wp:docPr descr="short line" id="9" name="image4.png"/>
             <a:graphic>
               <a:graphicData uri="http://schemas.openxmlformats.org/drawingml/2006/picture">
                 <pic:pic>
                   <pic:nvPicPr>
-                    <pic:cNvPr descr="short line" id="0" name="image9.png"/>
+                    <pic:cNvPr descr="short line" id="0" name="image4.png"/>
                     <pic:cNvPicPr preferRelativeResize="0"/>
                   </pic:nvPicPr>
                   <pic:blipFill>
@@ -184,12 +184,12 @@
           <wp:inline distB="114300" distT="114300" distL="114300" distR="114300">
             <wp:extent cx="6120000" cy="444500"/>
             <wp:effectExtent b="0" l="0" r="0" t="0"/>
-            <wp:docPr id="10" name="image2.png"/>
+            <wp:docPr id="10" name="image3.png"/>
             <a:graphic>
               <a:graphicData uri="http://schemas.openxmlformats.org/drawingml/2006/picture">
                 <pic:pic>
                   <pic:nvPicPr>
-                    <pic:cNvPr id="0" name="image2.png"/>
+                    <pic:cNvPr id="0" name="image3.png"/>
                     <pic:cNvPicPr preferRelativeResize="0"/>
                   </pic:nvPicPr>
                   <pic:blipFill>
@@ -413,12 +413,12 @@
             <wp:extent cx="922564" cy="322898"/>
             <wp:effectExtent b="0" l="0" r="0" t="0"/>
             <wp:wrapSquare wrapText="bothSides" distB="57150" distT="57150" distL="57150" distR="57150"/>
-            <wp:docPr id="5" name="image1.png"/>
+            <wp:docPr id="5" name="image6.png"/>
             <a:graphic>
               <a:graphicData uri="http://schemas.openxmlformats.org/drawingml/2006/picture">
                 <pic:pic>
                   <pic:nvPicPr>
-                    <pic:cNvPr id="0" name="image1.png"/>
+                    <pic:cNvPr id="0" name="image6.png"/>
                     <pic:cNvPicPr preferRelativeResize="0"/>
                   </pic:nvPicPr>
                   <pic:blipFill>
@@ -669,7 +669,7 @@
     </w:p>
     <w:sdt>
       <w:sdtPr>
-        <w:id w:val="297799077"/>
+        <w:id w:val="-1880880319"/>
         <w:docPartObj>
           <w:docPartGallery w:val="Table of Contents"/>
           <w:docPartUnique w:val="1"/>
@@ -2008,12 +2008,12 @@
           <wp:inline distB="114300" distT="114300" distL="114300" distR="114300">
             <wp:extent cx="3987638" cy="2308632"/>
             <wp:effectExtent b="0" l="0" r="0" t="0"/>
-            <wp:docPr id="1" name="image3.png"/>
+            <wp:docPr id="1" name="image10.png"/>
             <a:graphic>
               <a:graphicData uri="http://schemas.openxmlformats.org/drawingml/2006/picture">
                 <pic:pic>
                   <pic:nvPicPr>
-                    <pic:cNvPr id="0" name="image3.png"/>
+                    <pic:cNvPr id="0" name="image10.png"/>
                     <pic:cNvPicPr preferRelativeResize="0"/>
                   </pic:nvPicPr>
                   <pic:blipFill>
@@ -2192,12 +2192,12 @@
           <wp:inline distB="114300" distT="114300" distL="114300" distR="114300">
             <wp:extent cx="6120000" cy="584200"/>
             <wp:effectExtent b="0" l="0" r="0" t="0"/>
-            <wp:docPr id="2" name="image8.png"/>
+            <wp:docPr id="2" name="image1.png"/>
             <a:graphic>
               <a:graphicData uri="http://schemas.openxmlformats.org/drawingml/2006/picture">
                 <pic:pic>
                   <pic:nvPicPr>
-                    <pic:cNvPr id="0" name="image8.png"/>
+                    <pic:cNvPr id="0" name="image1.png"/>
                     <pic:cNvPicPr preferRelativeResize="0"/>
                   </pic:nvPicPr>
                   <pic:blipFill>
@@ -2249,12 +2249,12 @@
           <wp:inline distB="114300" distT="114300" distL="114300" distR="114300">
             <wp:extent cx="5409338" cy="1337612"/>
             <wp:effectExtent b="0" l="0" r="0" t="0"/>
-            <wp:docPr id="4" name="image6.png"/>
+            <wp:docPr id="4" name="image7.png"/>
             <a:graphic>
               <a:graphicData uri="http://schemas.openxmlformats.org/drawingml/2006/picture">
                 <pic:pic>
                   <pic:nvPicPr>
-                    <pic:cNvPr id="0" name="image6.png"/>
+                    <pic:cNvPr id="0" name="image7.png"/>
                     <pic:cNvPicPr preferRelativeResize="0"/>
                   </pic:nvPicPr>
                   <pic:blipFill>
@@ -2721,12 +2721,12 @@
           <wp:inline distB="114300" distT="114300" distL="114300" distR="114300">
             <wp:extent cx="4336237" cy="961162"/>
             <wp:effectExtent b="0" l="0" r="0" t="0"/>
-            <wp:docPr id="3" name="image4.png"/>
+            <wp:docPr id="3" name="image2.png"/>
             <a:graphic>
               <a:graphicData uri="http://schemas.openxmlformats.org/drawingml/2006/picture">
                 <pic:pic>
                   <pic:nvPicPr>
-                    <pic:cNvPr id="0" name="image4.png"/>
+                    <pic:cNvPr id="0" name="image2.png"/>
                     <pic:cNvPicPr preferRelativeResize="0"/>
                   </pic:nvPicPr>
                   <pic:blipFill>
@@ -2846,12 +2846,12 @@
           <wp:inline distB="114300" distT="114300" distL="114300" distR="114300">
             <wp:extent cx="6120000" cy="1765300"/>
             <wp:effectExtent b="0" l="0" r="0" t="0"/>
-            <wp:docPr id="7" name="image7.png"/>
+            <wp:docPr id="7" name="image8.png"/>
             <a:graphic>
               <a:graphicData uri="http://schemas.openxmlformats.org/drawingml/2006/picture">
                 <pic:pic>
                   <pic:nvPicPr>
-                    <pic:cNvPr id="0" name="image7.png"/>
+                    <pic:cNvPr id="0" name="image8.png"/>
                     <pic:cNvPicPr preferRelativeResize="0"/>
                   </pic:nvPicPr>
                   <pic:blipFill>
@@ -2990,12 +2990,12 @@
           <wp:inline distB="114300" distT="114300" distL="114300" distR="114300">
             <wp:extent cx="6120000" cy="647700"/>
             <wp:effectExtent b="0" l="0" r="0" t="0"/>
-            <wp:docPr id="8" name="image5.png"/>
+            <wp:docPr id="8" name="image9.png"/>
             <a:graphic>
               <a:graphicData uri="http://schemas.openxmlformats.org/drawingml/2006/picture">
                 <pic:pic>
                   <pic:nvPicPr>
-                    <pic:cNvPr id="0" name="image5.png"/>
+                    <pic:cNvPr id="0" name="image9.png"/>
                     <pic:cNvPicPr preferRelativeResize="0"/>
                   </pic:nvPicPr>
                   <pic:blipFill>
@@ -4810,12 +4810,12 @@
           <wp:inline distB="114300" distT="114300" distL="114300" distR="114300">
             <wp:extent cx="4781550" cy="2438400"/>
             <wp:effectExtent b="0" l="0" r="0" t="0"/>
-            <wp:docPr id="6" name="image10.png"/>
+            <wp:docPr id="6" name="image5.png"/>
             <a:graphic>
               <a:graphicData uri="http://schemas.openxmlformats.org/drawingml/2006/picture">
                 <pic:pic>
                   <pic:nvPicPr>
-                    <pic:cNvPr id="0" name="image10.png"/>
+                    <pic:cNvPr id="0" name="image5.png"/>
                     <pic:cNvPicPr preferRelativeResize="0"/>
                   </pic:nvPicPr>
                   <pic:blipFill>
@@ -7527,7 +7527,7 @@
         <w:szCs w:val="18"/>
         <w:rtl w:val="0"/>
       </w:rPr>
-      <w:t xml:space="preserve">Curso Introducción a Docker</w:t>
+      <w:t xml:space="preserve">Curso Introducción a Docker y Kubernetes</w:t>
       <w:tab/>
       <w:tab/>
       <w:t xml:space="preserve">UD05 - Página </w:t>
@@ -7648,7 +7648,7 @@
         <w:szCs w:val="18"/>
         <w:rtl w:val="0"/>
       </w:rPr>
-      <w:t xml:space="preserve">Curso Introducción a Docker </w:t>
+      <w:t xml:space="preserve">Curso Introducción a Docker y Kubernetes</w:t>
       <w:tab/>
       <w:tab/>
       <w:t xml:space="preserve">UD05. Redes y volúmenes en Docker</w:t>
